--- a/vignettes/articles/quarto_article.docx
+++ b/vignettes/articles/quarto_article.docx
@@ -15,7 +15,7 @@
         <w:pStyle w:val="Author"/>
       </w:pPr>
       <w:r>
-        <w:t xml:space="preserve">UC Davis Seroepidemiology Research Group (UCD-SERG)</w:t>
+        <w:t xml:space="preserve">Douglas Ezra Morrison</w:t>
       </w:r>
     </w:p>
     <w:p>
@@ -40,7 +40,7 @@
         <w:rPr>
           <w:rStyle w:val="NormalTok"/>
         </w:rPr>
-        <w:t xml:space="preserve">(rpt)</w:t>
+        <w:t xml:space="preserve">(ettbc)</w:t>
       </w:r>
     </w:p>
     <w:bookmarkStart w:id="9" w:name="overview"/>

--- a/vignettes/articles/quarto_article.docx
+++ b/vignettes/articles/quarto_article.docx
@@ -23,7 +23,7 @@
         <w:pStyle w:val="Date"/>
       </w:pPr>
       <w:r>
-        <w:t xml:space="preserve">2026-04-30</w:t>
+        <w:t xml:space="preserve">2026-05-04</w:t>
       </w:r>
     </w:p>
     <w:p>

--- a/vignettes/articles/quarto_article.docx
+++ b/vignettes/articles/quarto_article.docx
@@ -23,7 +23,7 @@
         <w:pStyle w:val="Date"/>
       </w:pPr>
       <w:r>
-        <w:t xml:space="preserve">2026-05-04</w:t>
+        <w:t xml:space="preserve">2026-06-18</w:t>
       </w:r>
     </w:p>
     <w:p>

--- a/vignettes/articles/quarto_article.docx
+++ b/vignettes/articles/quarto_article.docx
@@ -23,7 +23,7 @@
         <w:pStyle w:val="Date"/>
       </w:pPr>
       <w:r>
-        <w:t xml:space="preserve">2026-06-18</w:t>
+        <w:t xml:space="preserve">2026-06-20</w:t>
       </w:r>
     </w:p>
     <w:p>
